--- a/03_Outputs/final scripts/ru/Module 7/7.4.0-ru.docx
+++ b/03_Outputs/final scripts/ru/Module 7/7.4.0-ru.docx
@@ -9,7 +9,7 @@
     </w:p>
     <w:p>
       <w:r>
-        <w:t xml:space="preserve">Эта глава рассматривает, как цифровые технологии и инфраструктуры данных меняют развитие энергетических систем. Облачные платформы и публичные базы данных делают возможным обмен информацией в реальном времени и поддерживают масштабируемые решения. Однако они также вызывают вопросы эффективности, поскольку дата-центры в 2023 году потребляли примерно один с половиной процента мировой электроэнергии.  </w:t>
+        <w:t xml:space="preserve">Эта глава рассматривает, как цифровые технологии и инфраструктуры данных меняют развитие энергетических систем. Облачные платформы и публичные базы данных делают возможным обмен информацией в реальном времени и поддерживают масштабируемые решения. Однако они также вызывают вопросы эффективности, поскольку дата-центры составляли примерно один с половиной процента мирового потребления электроэнергии в 2023 году.  </w:t>
       </w:r>
     </w:p>
     <w:p>
